--- a/revision-2026/word/NO-PIT-001 Texto propuesto seccion 5.5.docx
+++ b/revision-2026/word/NO-PIT-001 Texto propuesto seccion 5.5.docx
@@ -227,6 +227,57 @@
           <w:bCs/>
         </w:rPr>
         <w:t xml:space="preserve">[cambia: antes decía Recursos Humanos; decisiones P3 y D27]</w:t>
+      </w:r>
+    </w:p>
+    <w:p>
+      <w:pPr>
+        <w:pStyle w:val="Compact"/>
+        <w:numPr>
+          <w:ilvl w:val="0"/>
+          <w:numId w:val="1001"/>
+        </w:numPr>
+      </w:pPr>
+      <w:r>
+        <w:t xml:space="preserve">El equipo que no corresponde a un alta (equipo de área, estación compartida nueva o equipo adicional para un usuario) lo solicita el</w:t>
+      </w:r>
+      <w:r>
+        <w:t xml:space="preserve"> </w:t>
+      </w:r>
+      <w:r>
+        <w:rPr>
+          <w:b/>
+          <w:bCs/>
+        </w:rPr>
+        <w:t xml:space="preserve">gerente del área</w:t>
+      </w:r>
+      <w:r>
+        <w:t xml:space="preserve"> </w:t>
+      </w:r>
+      <w:r>
+        <w:t xml:space="preserve">con</w:t>
+      </w:r>
+      <w:r>
+        <w:t xml:space="preserve"> </w:t>
+      </w:r>
+      <w:r>
+        <w:rPr>
+          <w:b/>
+          <w:bCs/>
+        </w:rPr>
+        <w:t xml:space="preserve">NO-FIT-011 Solicitud de equipo de cómputo</w:t>
+      </w:r>
+      <w:r>
+        <w:t xml:space="preserve">.</w:t>
+      </w:r>
+      <w:r>
+        <w:t xml:space="preserve"> </w:t>
+      </w:r>
+      <w:r>
+        <w:rPr>
+          <w:b/>
+          <w:bCs/>
+        </w:rPr>
+        <w:t xml:space="preserve">[nuevo]</w:t>
       </w:r>
     </w:p>
     <w:bookmarkEnd w:id="9"/>
@@ -1449,6 +1500,31 @@
           <w:bCs/>
         </w:rPr>
         <w:t xml:space="preserve">[nuevo — tema 6.1; el detalle del formato se resuelve en NO-FIT-002]</w:t>
+      </w:r>
+    </w:p>
+    <w:p>
+      <w:pPr>
+        <w:pStyle w:val="Compact"/>
+        <w:numPr>
+          <w:ilvl w:val="0"/>
+          <w:numId w:val="1011"/>
+        </w:numPr>
+      </w:pPr>
+      <w:r>
+        <w:t xml:space="preserve">Una estación compartida nueva o equipo para un área se solicita con</w:t>
+      </w:r>
+      <w:r>
+        <w:t xml:space="preserve"> </w:t>
+      </w:r>
+      <w:r>
+        <w:rPr>
+          <w:b/>
+          <w:bCs/>
+        </w:rPr>
+        <w:t xml:space="preserve">NO-FIT-011</w:t>
+      </w:r>
+      <w:r>
+        <w:t xml:space="preserve">.</w:t>
       </w:r>
     </w:p>
     <w:p>
@@ -2000,6 +2076,16 @@
                 <w:bCs/>
               </w:rPr>
               <w:t xml:space="preserve">NO-FIT-010 Solicitud de cambio de accesos</w:t>
+            </w:r>
+            <w:r>
+              <w:t xml:space="preserve">" y "</w:t>
+            </w:r>
+            <w:r>
+              <w:rPr>
+                <w:b/>
+                <w:bCs/>
+              </w:rPr>
+              <w:t xml:space="preserve">NO-FIT-011 Solicitud de equipo de cómputo</w:t>
             </w:r>
             <w:r>
               <w:t xml:space="preserve">".</w:t>

--- a/revision-2026/word/NO-PIT-001 Texto propuesto seccion 5.5.docx
+++ b/revision-2026/word/NO-PIT-001 Texto propuesto seccion 5.5.docx
@@ -238,7 +238,20 @@
         </w:numPr>
       </w:pPr>
       <w:r>
-        <w:t xml:space="preserve">El equipo que no corresponde a un alta (equipo de área, estación compartida nueva o equipo adicional para un usuario) lo solicita el</w:t>
+        <w:t xml:space="preserve">El equipo que no corresponde a un alta (equipo de área, estación compartida nueva, equipo adicional para un usuario o reemplazo) se solicita con</w:t>
+      </w:r>
+      <w:r>
+        <w:t xml:space="preserve"> </w:t>
+      </w:r>
+      <w:r>
+        <w:rPr>
+          <w:b/>
+          <w:bCs/>
+        </w:rPr>
+        <w:t xml:space="preserve">NO-FIT-011 Solicitud de equipo de cómputo</w:t>
+      </w:r>
+      <w:r>
+        <w:t xml:space="preserve">. Lo puede pedir cualquier persona del área, con la aprobación del</w:t>
       </w:r>
       <w:r>
         <w:t xml:space="preserve"> </w:t>
@@ -254,20 +267,23 @@
         <w:t xml:space="preserve"> </w:t>
       </w:r>
       <w:r>
-        <w:t xml:space="preserve">con</w:t>
-      </w:r>
-      <w:r>
-        <w:t xml:space="preserve"> </w:t>
-      </w:r>
-      <w:r>
-        <w:rPr>
-          <w:b/>
-          <w:bCs/>
-        </w:rPr>
-        <w:t xml:space="preserve">NO-FIT-011 Solicitud de equipo de cómputo</w:t>
-      </w:r>
-      <w:r>
-        <w:t xml:space="preserve">.</w:t>
+        <w:t xml:space="preserve">si no fue él quien lo pidió.</w:t>
+      </w:r>
+      <w:r>
+        <w:t xml:space="preserve"> </w:t>
+      </w:r>
+      <w:r>
+        <w:rPr>
+          <w:b/>
+          <w:bCs/>
+        </w:rPr>
+        <w:t xml:space="preserve">IT Administration</w:t>
+      </w:r>
+      <w:r>
+        <w:t xml:space="preserve"> </w:t>
+      </w:r>
+      <w:r>
+        <w:t xml:space="preserve">lo aprueba o lo niega.</w:t>
       </w:r>
       <w:r>
         <w:t xml:space="preserve"> </w:t>
